--- a/docs/dist/spikes/README.docx
+++ b/docs/dist/spikes/README.docx
@@ -186,6 +186,77 @@
           </w:p>
         </w:tc>
       </w:tr>
+      <w:tr>
+        <w:tc>
+          <w:tcPr/>
+          <w:p>
+            <w:pPr>
+              <w:pStyle w:val="Compact"/>
+            </w:pPr>
+            <w:r>
+              <w:t xml:space="preserve">NOVA-SPK-002</w:t>
+            </w:r>
+          </w:p>
+        </w:tc>
+        <w:tc>
+          <w:tcPr/>
+          <w:p>
+            <w:pPr>
+              <w:pStyle w:val="Compact"/>
+            </w:pPr>
+            <w:hyperlink r:id="rId10">
+              <w:r>
+                <w:rPr>
+                  <w:rStyle w:val="Hyperlink"/>
+                </w:rPr>
+                <w:t xml:space="preserve">Embedding model and vector dimension</w:t>
+              </w:r>
+            </w:hyperlink>
+          </w:p>
+        </w:tc>
+        <w:tc>
+          <w:tcPr/>
+          <w:p>
+            <w:pPr>
+              <w:pStyle w:val="Compact"/>
+            </w:pPr>
+            <w:r>
+              <w:t xml:space="preserve">2026-09-08</w:t>
+            </w:r>
+          </w:p>
+        </w:tc>
+        <w:tc>
+          <w:tcPr/>
+          <w:p>
+            <w:pPr>
+              <w:pStyle w:val="Compact"/>
+            </w:pPr>
+            <w:r>
+              <w:t xml:space="preserve">Complete</w:t>
+            </w:r>
+          </w:p>
+        </w:tc>
+        <w:tc>
+          <w:tcPr/>
+          <w:p>
+            <w:pPr>
+              <w:pStyle w:val="Compact"/>
+            </w:pPr>
+            <w:r>
+              <w:rPr>
+                <w:rStyle w:val="VerbatimChar"/>
+              </w:rPr>
+              <w:t xml:space="preserve">embeddinggemma</w:t>
+            </w:r>
+            <w:r>
+              <w:t xml:space="preserve"> </w:t>
+            </w:r>
+            <w:r>
+              <w:t xml:space="preserve">at 768 dimensions. Leads every discriminating retrieval metric across five candidates, 77 ms warm, co-resident with the generation model inside 6 GB</w:t>
+            </w:r>
+          </w:p>
+        </w:tc>
+      </w:tr>
     </w:tbl>
     <w:bookmarkStart w:id="11" w:name="planned"/>
     <w:p>
@@ -253,37 +324,29 @@
               <w:pStyle w:val="Compact"/>
             </w:pPr>
             <w:r>
-              <w:t xml:space="preserve">Embedding model and vector dimension</w:t>
-            </w:r>
-          </w:p>
-        </w:tc>
-        <w:tc>
-          <w:tcPr/>
-          <w:p>
-            <w:pPr>
-              <w:pStyle w:val="Compact"/>
-            </w:pPr>
-            <w:hyperlink r:id="rId10">
-              <w:r>
-                <w:rPr>
-                  <w:rStyle w:val="Hyperlink"/>
-                </w:rPr>
-                <w:t xml:space="preserve">ADR-0005</w:t>
-              </w:r>
-            </w:hyperlink>
-            <w:r>
-              <w:t xml:space="preserve">, R-04</w:t>
-            </w:r>
-          </w:p>
-        </w:tc>
-        <w:tc>
-          <w:tcPr/>
-          <w:p>
-            <w:pPr>
-              <w:pStyle w:val="Compact"/>
-            </w:pPr>
-            <w:r>
-              <w:t xml:space="preserve">Yes. Blocks schema definition</w:t>
+              <w:t xml:space="preserve">Container-to-host inference reachability</w:t>
+            </w:r>
+          </w:p>
+        </w:tc>
+        <w:tc>
+          <w:tcPr/>
+          <w:p>
+            <w:pPr>
+              <w:pStyle w:val="Compact"/>
+            </w:pPr>
+            <w:r>
+              <w:t xml:space="preserve">R-09</w:t>
+            </w:r>
+          </w:p>
+        </w:tc>
+        <w:tc>
+          <w:tcPr/>
+          <w:p>
+            <w:pPr>
+              <w:pStyle w:val="Compact"/>
+            </w:pPr>
+            <w:r>
+              <w:t xml:space="preserve">No, but it is the most probable early impediment</w:t>
             </w:r>
           </w:p>
         </w:tc>
@@ -296,29 +359,29 @@
               <w:pStyle w:val="Compact"/>
             </w:pPr>
             <w:r>
-              <w:t xml:space="preserve">Container-to-host inference reachability</w:t>
-            </w:r>
-          </w:p>
-        </w:tc>
-        <w:tc>
-          <w:tcPr/>
-          <w:p>
-            <w:pPr>
-              <w:pStyle w:val="Compact"/>
-            </w:pPr>
-            <w:r>
-              <w:t xml:space="preserve">R-09</w:t>
-            </w:r>
-          </w:p>
-        </w:tc>
-        <w:tc>
-          <w:tcPr/>
-          <w:p>
-            <w:pPr>
-              <w:pStyle w:val="Compact"/>
-            </w:pPr>
-            <w:r>
-              <w:t xml:space="preserve">No, but it is the most probable early impediment</w:t>
+              <w:t xml:space="preserve">Hybrid lexical and vector ranking</w:t>
+            </w:r>
+          </w:p>
+        </w:tc>
+        <w:tc>
+          <w:tcPr/>
+          <w:p>
+            <w:pPr>
+              <w:pStyle w:val="Compact"/>
+            </w:pPr>
+            <w:r>
+              <w:t xml:space="preserve">NOVA-SPK-002 follow-up 3</w:t>
+            </w:r>
+          </w:p>
+        </w:tc>
+        <w:tc>
+          <w:tcPr/>
+          <w:p>
+            <w:pPr>
+              <w:pStyle w:val="Compact"/>
+            </w:pPr>
+            <w:r>
+              <w:t xml:space="preserve">No. Deferred until authentic corrections exist</w:t>
             </w:r>
           </w:p>
         </w:tc>

--- a/docs/dist/spikes/README.docx
+++ b/docs/dist/spikes/README.docx
@@ -159,29 +159,35 @@
               <w:pStyle w:val="Compact"/>
             </w:pPr>
             <w:r>
-              <w:t xml:space="preserve">2026-09-07</w:t>
-            </w:r>
-          </w:p>
-        </w:tc>
-        <w:tc>
-          <w:tcPr/>
-          <w:p>
-            <w:pPr>
-              <w:pStyle w:val="Compact"/>
-            </w:pPr>
-            <w:r>
-              <w:t xml:space="preserve">Partial</w:t>
-            </w:r>
-          </w:p>
-        </w:tc>
-        <w:tc>
-          <w:tcPr/>
-          <w:p>
-            <w:pPr>
-              <w:pStyle w:val="Compact"/>
-            </w:pPr>
-            <w:r>
-              <w:t xml:space="preserve">The 4B-parameter class holds the test plan schema at 9 to 26 s warm, fully GPU-resident. The 8B class remains unmeasured</w:t>
+              <w:t xml:space="preserve">2026-09-07, completed 2026-09-08</w:t>
+            </w:r>
+          </w:p>
+        </w:tc>
+        <w:tc>
+          <w:tcPr/>
+          <w:p>
+            <w:pPr>
+              <w:pStyle w:val="Compact"/>
+            </w:pPr>
+            <w:r>
+              <w:t xml:space="preserve">Complete</w:t>
+            </w:r>
+          </w:p>
+        </w:tc>
+        <w:tc>
+          <w:tcPr/>
+          <w:p>
+            <w:pPr>
+              <w:pStyle w:val="Compact"/>
+            </w:pPr>
+            <w:r>
+              <w:rPr>
+                <w:rStyle w:val="VerbatimChar"/>
+              </w:rPr>
+              <w:t xml:space="preserve">gemma3:4b</w:t>
+            </w:r>
+            <w:r>
+              <w:t xml:space="preserve">. 100 of 100 schema-conformant across five candidates, 17.3 s median, 2.9 GB fully GPU-resident. The 8B class spills a third onto the CPU for no quality gain</w:t>
             </w:r>
           </w:p>
         </w:tc>

--- a/docs/dist/spikes/README.docx
+++ b/docs/dist/spikes/README.docx
@@ -1346,7 +1346,7 @@
     <w:basedOn w:val="BodyTextChar"/>
     <w:rPr>
       <w:rFonts w:ascii="Consolas" w:hAnsi="Consolas"/>
-      <w:sz w:val="22"/>
+      <w:sz w:val="18"/>
     </w:rPr>
   </w:style>
   <w:style w:customStyle="1" w:styleId="SectionNumber" w:type="character">

--- a/docs/dist/spikes/README.docx
+++ b/docs/dist/spikes/README.docx
@@ -28,7 +28,7 @@
         </w:p>
       </w:sdtContent>
     </w:sdt>
-    <w:bookmarkStart w:id="13" w:name="spike-reports"/>
+    <w:bookmarkStart w:id="14" w:name="spike-reports"/>
     <w:p>
       <w:pPr>
         <w:pStyle w:val="Heading1"/>
@@ -263,8 +263,85 @@
           </w:p>
         </w:tc>
       </w:tr>
+      <w:tr>
+        <w:tc>
+          <w:tcPr/>
+          <w:p>
+            <w:pPr>
+              <w:pStyle w:val="Compact"/>
+            </w:pPr>
+            <w:r>
+              <w:t xml:space="preserve">NOVA-SPK-003</w:t>
+            </w:r>
+          </w:p>
+        </w:tc>
+        <w:tc>
+          <w:tcPr/>
+          <w:p>
+            <w:pPr>
+              <w:pStyle w:val="Compact"/>
+            </w:pPr>
+            <w:hyperlink r:id="rId11">
+              <w:r>
+                <w:rPr>
+                  <w:rStyle w:val="Hyperlink"/>
+                </w:rPr>
+                <w:t xml:space="preserve">Container-to-host inference reachability and datastore provisioning</w:t>
+              </w:r>
+            </w:hyperlink>
+          </w:p>
+        </w:tc>
+        <w:tc>
+          <w:tcPr/>
+          <w:p>
+            <w:pPr>
+              <w:pStyle w:val="Compact"/>
+            </w:pPr>
+            <w:r>
+              <w:t xml:space="preserve">2026-09-09</w:t>
+            </w:r>
+          </w:p>
+        </w:tc>
+        <w:tc>
+          <w:tcPr/>
+          <w:p>
+            <w:pPr>
+              <w:pStyle w:val="Compact"/>
+            </w:pPr>
+            <w:r>
+              <w:t xml:space="preserve">Complete</w:t>
+            </w:r>
+          </w:p>
+        </w:tc>
+        <w:tc>
+          <w:tcPr/>
+          <w:p>
+            <w:pPr>
+              <w:pStyle w:val="Compact"/>
+            </w:pPr>
+            <w:r>
+              <w:t xml:space="preserve">Both reachable without configuration. Docker Desktop's host proxy reaches a loopback-bound Ollama, so the anticipated binding change is unnecessary.</w:t>
+            </w:r>
+            <w:r>
+              <w:t xml:space="preserve"> </w:t>
+            </w:r>
+            <w:r>
+              <w:rPr>
+                <w:rStyle w:val="VerbatimChar"/>
+              </w:rPr>
+              <w:t xml:space="preserve">vector(768)</w:t>
+            </w:r>
+            <w:r>
+              <w:t xml:space="preserve"> </w:t>
+            </w:r>
+            <w:r>
+              <w:t xml:space="preserve">indexes under HNSW and answers correctly</w:t>
+            </w:r>
+          </w:p>
+        </w:tc>
+      </w:tr>
     </w:tbl>
-    <w:bookmarkStart w:id="11" w:name="planned"/>
+    <w:bookmarkStart w:id="12" w:name="planned"/>
     <w:p>
       <w:pPr>
         <w:pStyle w:val="Heading2"/>
@@ -330,41 +407,6 @@
               <w:pStyle w:val="Compact"/>
             </w:pPr>
             <w:r>
-              <w:t xml:space="preserve">Container-to-host inference reachability</w:t>
-            </w:r>
-          </w:p>
-        </w:tc>
-        <w:tc>
-          <w:tcPr/>
-          <w:p>
-            <w:pPr>
-              <w:pStyle w:val="Compact"/>
-            </w:pPr>
-            <w:r>
-              <w:t xml:space="preserve">R-09</w:t>
-            </w:r>
-          </w:p>
-        </w:tc>
-        <w:tc>
-          <w:tcPr/>
-          <w:p>
-            <w:pPr>
-              <w:pStyle w:val="Compact"/>
-            </w:pPr>
-            <w:r>
-              <w:t xml:space="preserve">No, but it is the most probable early impediment</w:t>
-            </w:r>
-          </w:p>
-        </w:tc>
-      </w:tr>
-      <w:tr>
-        <w:tc>
-          <w:tcPr/>
-          <w:p>
-            <w:pPr>
-              <w:pStyle w:val="Compact"/>
-            </w:pPr>
-            <w:r>
               <w:t xml:space="preserve">Hybrid lexical and vector ranking</w:t>
             </w:r>
           </w:p>
@@ -393,8 +435,8 @@
         </w:tc>
       </w:tr>
     </w:tbl>
-    <w:bookmarkEnd w:id="11"/>
-    <w:bookmarkStart w:id="12" w:name="conventions"/>
+    <w:bookmarkEnd w:id="12"/>
+    <w:bookmarkStart w:id="13" w:name="conventions"/>
     <w:p>
       <w:pPr>
         <w:pStyle w:val="Heading2"/>
@@ -496,8 +538,8 @@
         <w:t xml:space="preserve">until confirmed</w:t>
       </w:r>
     </w:p>
-    <w:bookmarkEnd w:id="12"/>
     <w:bookmarkEnd w:id="13"/>
+    <w:bookmarkEnd w:id="14"/>
     <w:sectPr>
       <w:footnotePr>
         <w:numRestart w:val="eachSect"/>
